--- a/Relatorio De Participação .docx
+++ b/Relatorio De Participação .docx
@@ -39,16 +39,38 @@
       <w:proofErr w:type="spellEnd"/>
       <w:proofErr w:type="gramEnd"/>
       <w:r>
+        <w:t>,</w:t>
+      </w:r>
+      <w:r>
+        <w:t xml:space="preserve"> </w:t>
+      </w:r>
+      <w:proofErr w:type="spellStart"/>
+      <w:r>
+        <w:t>backend</w:t>
+      </w:r>
+      <w:proofErr w:type="spellEnd"/>
+      <w:r>
+        <w:t xml:space="preserve"> do Desktop</w:t>
+      </w:r>
+      <w:r>
         <w:t xml:space="preserve"> e </w:t>
       </w:r>
       <w:proofErr w:type="spellStart"/>
       <w:r>
-        <w:t>backend</w:t>
+        <w:t>frontend</w:t>
       </w:r>
       <w:proofErr w:type="spellEnd"/>
       <w:r>
-        <w:t xml:space="preserve"> do Desktop.</w:t>
-      </w:r>
+        <w:t xml:space="preserve"> </w:t>
+      </w:r>
+      <w:proofErr w:type="gramStart"/>
+      <w:r>
+        <w:t xml:space="preserve">Desktop </w:t>
+      </w:r>
+      <w:r>
+        <w:t>.</w:t>
+      </w:r>
+      <w:proofErr w:type="gramEnd"/>
     </w:p>
     <w:p>
       <w:r>
@@ -57,10 +79,7 @@
     </w:p>
     <w:p>
       <w:r>
-        <w:t xml:space="preserve">Jessica: </w:t>
-      </w:r>
-      <w:r>
-        <w:t xml:space="preserve">Infraestrutura, </w:t>
+        <w:t xml:space="preserve">Jessica: Infraestrutura, </w:t>
       </w:r>
       <w:proofErr w:type="spellStart"/>
       <w:r>
@@ -80,17 +99,11 @@
       </w:r>
       <w:proofErr w:type="gramStart"/>
       <w:r>
-        <w:t>Desktop</w:t>
-      </w:r>
-      <w:r>
-        <w:t>,  MER</w:t>
+        <w:t>Desktop,  MER</w:t>
       </w:r>
       <w:proofErr w:type="gramEnd"/>
       <w:r>
-        <w:t xml:space="preserve"> e DER</w:t>
-      </w:r>
-      <w:r>
-        <w:t>.</w:t>
+        <w:t xml:space="preserve"> e DER.</w:t>
       </w:r>
     </w:p>
     <w:sectPr>
